--- a/templates/证人谈话笔录（上下班时案件）.docx
+++ b/templates/证人谈话笔录（上下班时案件）.docx
@@ -40,36 +40,27 @@
           <w:sz w:val="44"/>
           <w:szCs w:val="44"/>
         </w:rPr>
-        <w:t xml:space="preserve">  </w:t>
-      </w:r>
-      <w:r>
-        <w:rPr>
-          <w:rFonts w:hAnsi="宋体" w:cs="宋体" w:hint="eastAsia"/>
+        <w:t xml:space="preserve">  永嘉县人力资源和社会保障局</w:t>
+      </w:r>
+    </w:p>
+    <w:p>
+      <w:pPr>
+        <w:pStyle w:val="a3"/>
+        <w:jc w:val="center"/>
+        <w:rPr>
+          <w:rFonts w:hAnsi="宋体" w:cs="宋体"/>
           <w:b/>
           <w:sz w:val="44"/>
           <w:szCs w:val="44"/>
         </w:rPr>
-        <w:t>永嘉县人力资源和社会保障局</w:t>
-      </w:r>
-    </w:p>
-    <w:p>
-      <w:pPr>
-        <w:pStyle w:val="a3"/>
-        <w:jc w:val="center"/>
-        <w:rPr>
-          <w:rFonts w:hAnsi="宋体" w:cs="宋体"/>
+      </w:pPr>
+      <w:r>
+        <w:rPr>
+          <w:rFonts w:hAnsi="宋体" w:cs="宋体" w:hint="eastAsia"/>
           <w:b/>
           <w:sz w:val="44"/>
           <w:szCs w:val="44"/>
         </w:rPr>
-      </w:pPr>
-      <w:r>
-        <w:rPr>
-          <w:rFonts w:hAnsi="宋体" w:cs="宋体" w:hint="eastAsia"/>
-          <w:b/>
-          <w:sz w:val="44"/>
-          <w:szCs w:val="44"/>
-        </w:rPr>
         <w:t>调查笔录</w:t>
       </w:r>
     </w:p>
@@ -504,7 +495,7 @@
         <w:pStyle w:val="a3"/>
         <w:spacing w:line="460" w:lineRule="exact"/>
         <w:rPr>
-          <w:rFonts w:hAnsi="宋体" w:cs="宋体" w:hint="eastAsia"/>
+          <w:rFonts w:hAnsi="宋体" w:cs="宋体"/>
           <w:sz w:val="30"/>
           <w:szCs w:val="30"/>
         </w:rPr>
@@ -526,39 +517,7 @@
           <w:sz w:val="30"/>
           <w:szCs w:val="30"/>
         </w:rPr>
-        <w:t>问：你好，我们是永嘉县人力资源和社会保障局工伤认定调查人员</w:t>
-      </w:r>
-      <w:r>
-        <w:rPr>
-          <w:rFonts w:hAnsi="宋体" w:cs="宋体" w:hint="eastAsia"/>
-          <w:sz w:val="30"/>
-          <w:szCs w:val="30"/>
-        </w:rPr>
-        <w:t>(</w:t>
-      </w:r>
-      <w:r>
-        <w:rPr>
-          <w:rFonts w:hAnsi="宋体" w:cs="宋体" w:hint="eastAsia"/>
-          <w:sz w:val="30"/>
-          <w:szCs w:val="30"/>
-        </w:rPr>
-        <w:t>出示证件</w:t>
-      </w:r>
-      <w:r>
-        <w:rPr>
-          <w:rFonts w:hAnsi="宋体" w:cs="宋体" w:hint="eastAsia"/>
-          <w:sz w:val="30"/>
-          <w:szCs w:val="30"/>
-        </w:rPr>
-        <w:t>)</w:t>
-      </w:r>
-      <w:r>
-        <w:rPr>
-          <w:rFonts w:hAnsi="宋体" w:cs="宋体" w:hint="eastAsia"/>
-          <w:sz w:val="30"/>
-          <w:szCs w:val="30"/>
-        </w:rPr>
-        <w:t>，现向你调查有关</w:t>
+        <w:t>问：你好，我们是永嘉县人力资源和社会保障局工伤认定调查人员(出示证件)，现向你调查有关</w:t>
       </w:r>
       <w:r>
         <w:rPr>
@@ -635,34 +594,7 @@
           <w:szCs w:val="30"/>
           <w:u w:val="single"/>
         </w:rPr>
-        <w:t>答：听清楚了，不申请回避。</w:t>
-      </w:r>
-      <w:r>
-        <w:rPr>
-          <w:rFonts w:hAnsi="宋体" w:cs="宋体" w:hint="eastAsia"/>
-          <w:sz w:val="30"/>
-          <w:szCs w:val="30"/>
-          <w:u w:val="single"/>
-        </w:rPr>
-        <w:t xml:space="preserve">                                                           </w:t>
-      </w:r>
-      <w:r>
-        <w:rPr>
-          <w:rFonts w:hAnsi="宋体" w:cs="宋体" w:hint="eastAsia"/>
-          <w:sz w:val="30"/>
-          <w:szCs w:val="30"/>
-          <w:u w:val="single"/>
-        </w:rPr>
-        <w:t xml:space="preserve">                                                                                                                                                                                                                                                                </w:t>
-      </w:r>
-      <w:r>
-        <w:rPr>
-          <w:rFonts w:hAnsi="宋体" w:cs="宋体" w:hint="eastAsia"/>
-          <w:sz w:val="30"/>
-          <w:szCs w:val="30"/>
-          <w:u w:val="single"/>
-        </w:rPr>
-        <w:t xml:space="preserve">                                                                                                        </w:t>
+        <w:t xml:space="preserve">答：听清楚了，不申请回避。 </w:t>
       </w:r>
     </w:p>
     <w:p>
@@ -673,7 +605,7 @@
         </w:tabs>
         <w:spacing w:line="520" w:lineRule="exact"/>
         <w:rPr>
-          <w:rFonts w:hAnsi="宋体" w:cs="宋体"/>
+          <w:rFonts w:hAnsi="宋体" w:cs="宋体" w:hint="eastAsia"/>
           <w:sz w:val="30"/>
           <w:szCs w:val="30"/>
           <w:u w:val="single"/>
@@ -710,64 +642,7 @@
           <w:szCs w:val="30"/>
           <w:u w:val="single"/>
         </w:rPr>
-        <w:t>问：请问你认识</w:t>
-      </w:r>
-      <w:r>
-        <w:rPr>
-          <w:rFonts w:hAnsi="宋体" w:cs="宋体"/>
-          <w:sz w:val="30"/>
-          <w:szCs w:val="30"/>
-          <w:u w:val="single"/>
-        </w:rPr>
-        <w:t>{受伤职工}</w:t>
-      </w:r>
-      <w:r>
-        <w:rPr>
-          <w:rFonts w:hAnsi="宋体" w:cs="宋体" w:hint="eastAsia"/>
-          <w:sz w:val="30"/>
-          <w:szCs w:val="30"/>
-          <w:u w:val="single"/>
-        </w:rPr>
-        <w:t>吗？他从事什么工作？</w:t>
-      </w:r>
-    </w:p>
-    <w:p>
-      <w:pPr>
-        <w:pStyle w:val="a3"/>
-        <w:spacing w:line="520" w:lineRule="exact"/>
-        <w:rPr>
-          <w:rFonts w:hAnsi="宋体" w:cs="宋体"/>
-          <w:sz w:val="30"/>
-          <w:szCs w:val="30"/>
-          <w:u w:val="single"/>
-        </w:rPr>
-      </w:pPr>
-      <w:r>
-        <w:rPr>
-          <w:rFonts w:hAnsi="宋体" w:cs="宋体" w:hint="eastAsia"/>
-          <w:sz w:val="30"/>
-          <w:szCs w:val="30"/>
-          <w:u w:val="single"/>
-        </w:rPr>
-        <w:t>答：认识的，</w:t>
-      </w:r>
-      <w:r>
-        <w:rPr>
-          <w:rFonts w:hAnsi="宋体" w:cs="宋体" w:hint="eastAsia"/>
-          <w:sz w:val="30"/>
-          <w:szCs w:val="30"/>
-          <w:u w:val="single"/>
-        </w:rPr>
-        <w:t>{受伤职工}</w:t>
-      </w:r>
-      <w:r>
-        <w:rPr>
-          <w:rFonts w:hAnsi="宋体" w:cs="宋体" w:hint="eastAsia"/>
-          <w:sz w:val="30"/>
-          <w:szCs w:val="30"/>
-          <w:u w:val="single"/>
-        </w:rPr>
-        <w:t>是在我们公司做理片工的。</w:t>
+        <w:t>答：{自我介绍}</w:t>
       </w:r>
     </w:p>
     <w:p>
@@ -791,7 +666,88 @@
           <w:szCs w:val="30"/>
           <w:u w:val="single"/>
         </w:rPr>
+        <w:t>问：请问你认识</w:t>
+      </w:r>
+      <w:r>
+        <w:rPr>
+          <w:rFonts w:hAnsi="宋体" w:cs="宋体"/>
+          <w:sz w:val="30"/>
+          <w:szCs w:val="30"/>
+          <w:u w:val="single"/>
+        </w:rPr>
+        <w:t>{受伤职工}</w:t>
+      </w:r>
+      <w:r>
+        <w:rPr>
+          <w:rFonts w:hAnsi="宋体" w:cs="宋体" w:hint="eastAsia"/>
+          <w:sz w:val="30"/>
+          <w:szCs w:val="30"/>
+          <w:u w:val="single"/>
+        </w:rPr>
+        <w:t>吗？他从事什么工作？</w:t>
+      </w:r>
+    </w:p>
+    <w:p>
+      <w:pPr>
+        <w:pStyle w:val="a3"/>
+        <w:spacing w:line="520" w:lineRule="exact"/>
+        <w:rPr>
+          <w:rFonts w:hAnsi="宋体" w:cs="宋体"/>
+          <w:sz w:val="30"/>
+          <w:szCs w:val="30"/>
+          <w:u w:val="single"/>
+        </w:rPr>
+      </w:pPr>
+      <w:r>
+        <w:rPr>
+          <w:rFonts w:hAnsi="宋体" w:cs="宋体" w:hint="eastAsia"/>
+          <w:sz w:val="30"/>
+          <w:szCs w:val="30"/>
+          <w:u w:val="single"/>
+        </w:rPr>
         <w:lastRenderedPageBreak/>
+        <w:t>答：认识的，</w:t>
+      </w:r>
+      <w:r>
+        <w:rPr>
+          <w:rFonts w:hAnsi="宋体" w:cs="宋体" w:hint="eastAsia"/>
+          <w:sz w:val="30"/>
+          <w:szCs w:val="30"/>
+          <w:u w:val="single"/>
+        </w:rPr>
+        <w:t>{受伤职工}</w:t>
+      </w:r>
+      <w:r>
+        <w:rPr>
+          <w:rFonts w:hAnsi="宋体" w:cs="宋体" w:hint="eastAsia"/>
+          <w:sz w:val="30"/>
+          <w:szCs w:val="30"/>
+          <w:u w:val="single"/>
+        </w:rPr>
+        <w:t>是在我们公司做理片工的。</w:t>
+      </w:r>
+    </w:p>
+    <w:p>
+      <w:pPr>
+        <w:pStyle w:val="a3"/>
+        <w:tabs>
+          <w:tab w:val="left" w:pos="142"/>
+        </w:tabs>
+        <w:spacing w:line="520" w:lineRule="exact"/>
+        <w:rPr>
+          <w:rFonts w:hAnsi="宋体" w:cs="宋体"/>
+          <w:sz w:val="30"/>
+          <w:szCs w:val="30"/>
+          <w:u w:val="single"/>
+        </w:rPr>
+      </w:pPr>
+      <w:r>
+        <w:rPr>
+          <w:rFonts w:hAnsi="宋体" w:cs="宋体" w:hint="eastAsia"/>
+          <w:sz w:val="30"/>
+          <w:szCs w:val="30"/>
+          <w:u w:val="single"/>
+        </w:rPr>
         <w:t>问：请问你与</w:t>
       </w:r>
       <w:r>
@@ -909,97 +865,7 @@
           <w:szCs w:val="30"/>
           <w:u w:val="single"/>
         </w:rPr>
-        <w:t>答：</w:t>
-      </w:r>
-      <w:r>
-        <w:rPr>
-          <w:rFonts w:hAnsi="宋体" w:cs="宋体" w:hint="eastAsia"/>
-          <w:sz w:val="30"/>
-          <w:szCs w:val="30"/>
-          <w:u w:val="single"/>
-        </w:rPr>
-        <w:t>xx</w:t>
-      </w:r>
-      <w:r>
-        <w:rPr>
-          <w:rFonts w:hAnsi="宋体" w:cs="宋体" w:hint="eastAsia"/>
-          <w:sz w:val="30"/>
-          <w:szCs w:val="30"/>
-          <w:u w:val="single"/>
-        </w:rPr>
-        <w:t>年</w:t>
-      </w:r>
-      <w:r>
-        <w:rPr>
-          <w:rFonts w:hAnsi="宋体" w:cs="宋体" w:hint="eastAsia"/>
-          <w:sz w:val="30"/>
-          <w:szCs w:val="30"/>
-          <w:u w:val="single"/>
-        </w:rPr>
-        <w:t>xx</w:t>
-      </w:r>
-      <w:r>
-        <w:rPr>
-          <w:rFonts w:hAnsi="宋体" w:cs="宋体" w:hint="eastAsia"/>
-          <w:sz w:val="30"/>
-          <w:szCs w:val="30"/>
-          <w:u w:val="single"/>
-        </w:rPr>
-        <w:t>月</w:t>
-      </w:r>
-      <w:r>
-        <w:rPr>
-          <w:rFonts w:hAnsi="宋体" w:cs="宋体" w:hint="eastAsia"/>
-          <w:sz w:val="30"/>
-          <w:szCs w:val="30"/>
-          <w:u w:val="single"/>
-        </w:rPr>
-        <w:t>xx</w:t>
-      </w:r>
-      <w:r>
-        <w:rPr>
-          <w:rFonts w:hAnsi="宋体" w:cs="宋体" w:hint="eastAsia"/>
-          <w:sz w:val="30"/>
-          <w:szCs w:val="30"/>
-          <w:u w:val="single"/>
-        </w:rPr>
-        <w:t>日上午</w:t>
-      </w:r>
-      <w:r>
-        <w:rPr>
-          <w:rFonts w:hAnsi="宋体" w:cs="宋体" w:hint="eastAsia"/>
-          <w:sz w:val="30"/>
-          <w:szCs w:val="30"/>
-          <w:u w:val="single"/>
-        </w:rPr>
-        <w:t>7</w:t>
-      </w:r>
-      <w:r>
-        <w:rPr>
-          <w:rFonts w:hAnsi="宋体" w:cs="宋体" w:hint="eastAsia"/>
-          <w:sz w:val="30"/>
-          <w:szCs w:val="30"/>
-          <w:u w:val="single"/>
-        </w:rPr>
-        <w:t>：</w:t>
-      </w:r>
-      <w:r>
-        <w:rPr>
-          <w:rFonts w:hAnsi="宋体" w:cs="宋体" w:hint="eastAsia"/>
-          <w:sz w:val="30"/>
-          <w:szCs w:val="30"/>
-          <w:u w:val="single"/>
-        </w:rPr>
-        <w:t>40</w:t>
-      </w:r>
-      <w:r>
-        <w:rPr>
-          <w:rFonts w:hAnsi="宋体" w:cs="宋体" w:hint="eastAsia"/>
-          <w:sz w:val="30"/>
-          <w:szCs w:val="30"/>
-          <w:u w:val="single"/>
-        </w:rPr>
-        <w:t>左右。</w:t>
+        <w:t>答：xx年xx月xx日上午7：40左右。</w:t>
       </w:r>
     </w:p>
     <w:p>
@@ -1041,43 +907,7 @@
           <w:szCs w:val="30"/>
           <w:u w:val="single"/>
         </w:rPr>
-        <w:t>答：我不在事故现场。我是事后大概过了十来分钟，开车路过</w:t>
-      </w:r>
-      <w:r>
-        <w:rPr>
-          <w:rFonts w:hAnsi="宋体" w:cs="宋体" w:hint="eastAsia"/>
-          <w:sz w:val="30"/>
-          <w:szCs w:val="30"/>
-          <w:u w:val="single"/>
-        </w:rPr>
-        <w:t>XX</w:t>
-      </w:r>
-      <w:r>
-        <w:rPr>
-          <w:rFonts w:hAnsi="宋体" w:cs="宋体" w:hint="eastAsia"/>
-          <w:sz w:val="30"/>
-          <w:szCs w:val="30"/>
-          <w:u w:val="single"/>
-        </w:rPr>
-        <w:t>大道和</w:t>
-      </w:r>
-      <w:r>
-        <w:rPr>
-          <w:rFonts w:hAnsi="宋体" w:cs="宋体" w:hint="eastAsia"/>
-          <w:sz w:val="30"/>
-          <w:szCs w:val="30"/>
-          <w:u w:val="single"/>
-        </w:rPr>
-        <w:t>XX</w:t>
-      </w:r>
-      <w:r>
-        <w:rPr>
-          <w:rFonts w:hAnsi="宋体" w:cs="宋体" w:hint="eastAsia"/>
-          <w:sz w:val="30"/>
-          <w:szCs w:val="30"/>
-          <w:u w:val="single"/>
-        </w:rPr>
-        <w:t>路交叉口那边时，看到很多人围着，停下来看才发现是他出事了。</w:t>
+        <w:t>答：我不在事故现场。我是事后大概过了十来分钟，开车路过XX大道和XX路交叉口那边时，看到很多人围着，停下来看才发现是他出事了。</w:t>
       </w:r>
     </w:p>
     <w:p>
@@ -1137,61 +967,7 @@
           <w:szCs w:val="30"/>
           <w:u w:val="single"/>
         </w:rPr>
-        <w:t>答：他每天都是骑电动自行车上下班。他从家（他跟我说过住在</w:t>
-      </w:r>
-      <w:r>
-        <w:rPr>
-          <w:rFonts w:hAnsi="宋体" w:cs="宋体" w:hint="eastAsia"/>
-          <w:sz w:val="30"/>
-          <w:szCs w:val="30"/>
-          <w:u w:val="single"/>
-        </w:rPr>
-        <w:t>XX</w:t>
-      </w:r>
-      <w:r>
-        <w:rPr>
-          <w:rFonts w:hAnsi="宋体" w:cs="宋体" w:hint="eastAsia"/>
-          <w:sz w:val="30"/>
-          <w:szCs w:val="30"/>
-          <w:u w:val="single"/>
-        </w:rPr>
-        <w:t>小区）来公司，一般都是从</w:t>
-      </w:r>
-      <w:r>
-        <w:rPr>
-          <w:rFonts w:hAnsi="宋体" w:cs="宋体" w:hint="eastAsia"/>
-          <w:sz w:val="30"/>
-          <w:szCs w:val="30"/>
-          <w:u w:val="single"/>
-        </w:rPr>
-        <w:t>XX</w:t>
-      </w:r>
-      <w:r>
-        <w:rPr>
-          <w:rFonts w:hAnsi="宋体" w:cs="宋体" w:hint="eastAsia"/>
-          <w:sz w:val="30"/>
-          <w:szCs w:val="30"/>
-          <w:u w:val="single"/>
-        </w:rPr>
-        <w:t>路转到</w:t>
-      </w:r>
-      <w:r>
-        <w:rPr>
-          <w:rFonts w:hAnsi="宋体" w:cs="宋体" w:hint="eastAsia"/>
-          <w:sz w:val="30"/>
-          <w:szCs w:val="30"/>
-          <w:u w:val="single"/>
-        </w:rPr>
-        <w:t>XX</w:t>
-      </w:r>
-      <w:r>
-        <w:rPr>
-          <w:rFonts w:hAnsi="宋体" w:cs="宋体" w:hint="eastAsia"/>
-          <w:sz w:val="30"/>
-          <w:szCs w:val="30"/>
-          <w:u w:val="single"/>
-        </w:rPr>
-        <w:t>大道，一直走到公司，这是最近的路。</w:t>
+        <w:t>答：他每天都是骑电动自行车上下班。他从家（他跟我说过住在XX小区）来公司，一般都是从XX路转到XX大道，一直走到公司，这是最近的路。</w:t>
       </w:r>
     </w:p>
     <w:p>
@@ -1275,43 +1051,7 @@
           <w:szCs w:val="30"/>
           <w:u w:val="single"/>
         </w:rPr>
-        <w:t>答：我赶紧把车靠边停下，过去问他情况。他说被汽车撞了，腿动不了。我马上先拨打了</w:t>
-      </w:r>
-      <w:r>
-        <w:rPr>
-          <w:rFonts w:hAnsi="宋体" w:cs="宋体" w:hint="eastAsia"/>
-          <w:sz w:val="30"/>
-          <w:szCs w:val="30"/>
-          <w:u w:val="single"/>
-        </w:rPr>
-        <w:t>120</w:t>
-      </w:r>
-      <w:r>
-        <w:rPr>
-          <w:rFonts w:hAnsi="宋体" w:cs="宋体" w:hint="eastAsia"/>
-          <w:sz w:val="30"/>
-          <w:szCs w:val="30"/>
-          <w:u w:val="single"/>
-        </w:rPr>
-        <w:t>急救电话，然后又打了</w:t>
-      </w:r>
-      <w:r>
-        <w:rPr>
-          <w:rFonts w:hAnsi="宋体" w:cs="宋体" w:hint="eastAsia"/>
-          <w:sz w:val="30"/>
-          <w:szCs w:val="30"/>
-          <w:u w:val="single"/>
-        </w:rPr>
-        <w:t>110</w:t>
-      </w:r>
-      <w:r>
-        <w:rPr>
-          <w:rFonts w:hAnsi="宋体" w:cs="宋体" w:hint="eastAsia"/>
-          <w:sz w:val="30"/>
-          <w:szCs w:val="30"/>
-          <w:u w:val="single"/>
-        </w:rPr>
-        <w:t>报警。因为他疼得厉害，我没等救护车来，就用我的车先把他送到最近的永嘉县人民医院了。</w:t>
+        <w:t>答：我赶紧把车靠边停下，过去问他情况。他说被汽车撞了，腿动不了。我马上先拨打了120急救电话，然后又打了110报警。因为他疼得厉害，我没等救护车来，就用我的车先把他送到最近的永嘉县人民医院了。</w:t>
       </w:r>
     </w:p>
     <w:p>
@@ -1353,94 +1093,39 @@
           <w:szCs w:val="30"/>
           <w:u w:val="single"/>
         </w:rPr>
-        <w:t>答：我碰到的时候大概早上</w:t>
-      </w:r>
-      <w:r>
-        <w:rPr>
-          <w:rFonts w:hAnsi="宋体" w:cs="宋体" w:hint="eastAsia"/>
-          <w:sz w:val="30"/>
-          <w:szCs w:val="30"/>
-          <w:u w:val="single"/>
-        </w:rPr>
-        <w:t>7</w:t>
-      </w:r>
-      <w:r>
-        <w:rPr>
-          <w:rFonts w:hAnsi="宋体" w:cs="宋体" w:hint="eastAsia"/>
-          <w:sz w:val="30"/>
-          <w:szCs w:val="30"/>
-          <w:u w:val="single"/>
-        </w:rPr>
-        <w:t>点</w:t>
-      </w:r>
-      <w:r>
-        <w:rPr>
-          <w:rFonts w:hAnsi="宋体" w:cs="宋体" w:hint="eastAsia"/>
-          <w:sz w:val="30"/>
-          <w:szCs w:val="30"/>
-          <w:u w:val="single"/>
-        </w:rPr>
-        <w:t>50</w:t>
-      </w:r>
-      <w:r>
-        <w:rPr>
-          <w:rFonts w:hAnsi="宋体" w:cs="宋体" w:hint="eastAsia"/>
-          <w:sz w:val="30"/>
-          <w:szCs w:val="30"/>
-          <w:u w:val="single"/>
-        </w:rPr>
-        <w:t>分左右。他平时都是这个点在路上，因为公司</w:t>
-      </w:r>
-      <w:r>
-        <w:rPr>
-          <w:rFonts w:hAnsi="宋体" w:cs="宋体" w:hint="eastAsia"/>
-          <w:sz w:val="30"/>
-          <w:szCs w:val="30"/>
-          <w:u w:val="single"/>
-        </w:rPr>
-        <w:t>8</w:t>
-      </w:r>
-      <w:r>
-        <w:rPr>
-          <w:rFonts w:hAnsi="宋体" w:cs="宋体" w:hint="eastAsia"/>
-          <w:sz w:val="30"/>
-          <w:szCs w:val="30"/>
-          <w:u w:val="single"/>
-        </w:rPr>
-        <w:t>点上班，时间完全对得上。</w:t>
-      </w:r>
-    </w:p>
-    <w:p>
-      <w:pPr>
-        <w:pStyle w:val="a3"/>
-        <w:spacing w:line="520" w:lineRule="exact"/>
-        <w:rPr>
-          <w:rFonts w:hAnsi="宋体" w:cs="宋体"/>
-          <w:sz w:val="30"/>
-          <w:szCs w:val="30"/>
-          <w:u w:val="single"/>
-        </w:rPr>
-      </w:pPr>
-    </w:p>
-    <w:p>
-      <w:pPr>
-        <w:pStyle w:val="a3"/>
-        <w:spacing w:line="520" w:lineRule="exact"/>
-        <w:rPr>
-          <w:rFonts w:hAnsi="宋体" w:cs="宋体"/>
-          <w:sz w:val="30"/>
-          <w:szCs w:val="30"/>
-          <w:u w:val="single"/>
-        </w:rPr>
-      </w:pPr>
-      <w:r>
-        <w:rPr>
-          <w:rFonts w:hAnsi="宋体" w:cs="宋体" w:hint="eastAsia"/>
-          <w:sz w:val="30"/>
-          <w:szCs w:val="30"/>
-          <w:u w:val="single"/>
-        </w:rPr>
-        <w:lastRenderedPageBreak/>
+        <w:t>答：我碰到的时候大概早上7点50分左右。他平时都是这个点在路上，因为公司8点上班，时间完全对得上。</w:t>
+      </w:r>
+    </w:p>
+    <w:p>
+      <w:pPr>
+        <w:pStyle w:val="a3"/>
+        <w:spacing w:line="520" w:lineRule="exact"/>
+        <w:rPr>
+          <w:rFonts w:hAnsi="宋体" w:cs="宋体"/>
+          <w:sz w:val="30"/>
+          <w:szCs w:val="30"/>
+          <w:u w:val="single"/>
+        </w:rPr>
+      </w:pPr>
+    </w:p>
+    <w:p>
+      <w:pPr>
+        <w:pStyle w:val="a3"/>
+        <w:spacing w:line="520" w:lineRule="exact"/>
+        <w:rPr>
+          <w:rFonts w:hAnsi="宋体" w:cs="宋体"/>
+          <w:sz w:val="30"/>
+          <w:szCs w:val="30"/>
+          <w:u w:val="single"/>
+        </w:rPr>
+      </w:pPr>
+      <w:r>
+        <w:rPr>
+          <w:rFonts w:hAnsi="宋体" w:cs="宋体" w:hint="eastAsia"/>
+          <w:sz w:val="30"/>
+          <w:szCs w:val="30"/>
+          <w:u w:val="single"/>
+        </w:rPr>
         <w:t>问：公安机关交通管理部门是否后续处理了此事？你是否了解责任划分情况？</w:t>
       </w:r>
     </w:p>
@@ -1480,25 +1165,7 @@
           <w:szCs w:val="30"/>
           <w:u w:val="single"/>
         </w:rPr>
-        <w:t>告诉我交警出了认定书，认定是那个小车司机负全部责任，他自己没有责任。（注：此处应提醒证人</w:t>
-      </w:r>
-      <w:r>
-        <w:rPr>
-          <w:rFonts w:hAnsi="宋体" w:cs="宋体" w:hint="eastAsia"/>
-          <w:sz w:val="30"/>
-          <w:szCs w:val="30"/>
-          <w:u w:val="single"/>
-        </w:rPr>
-        <w:t>/</w:t>
-      </w:r>
-      <w:r>
-        <w:rPr>
-          <w:rFonts w:hAnsi="宋体" w:cs="宋体" w:hint="eastAsia"/>
-          <w:sz w:val="30"/>
-          <w:szCs w:val="30"/>
-          <w:u w:val="single"/>
-        </w:rPr>
-        <w:t>用人单位后续需提供《道路交通事故认定书》复印件）</w:t>
+        <w:t>告诉我交警出了认定书，认定是那个小车司机负全部责任，他自己没有责任。（注：此处应提醒证人/用人单位后续需提供《道路交通事故认定书》复印件）</w:t>
       </w:r>
     </w:p>
     <w:p>
@@ -1558,16 +1225,7 @@
           <w:szCs w:val="30"/>
           <w:u w:val="single"/>
         </w:rPr>
-        <w:t>答：没有，我们就是关系还不错的同事，没有矛盾。我说的都是我亲眼看到和亲身经历的情况</w:t>
-      </w:r>
-      <w:r>
-        <w:rPr>
-          <w:rFonts w:hAnsi="宋体" w:cs="宋体" w:hint="eastAsia"/>
-          <w:sz w:val="30"/>
-          <w:szCs w:val="30"/>
-          <w:u w:val="single"/>
-        </w:rPr>
-        <w:t>，保证客观。</w:t>
+        <w:t>答：没有，我们就是关系还不错的同事，没有矛盾。我说的都是我亲眼看到和亲身经历的情况，保证客观。</w:t>
       </w:r>
     </w:p>
     <w:p>
@@ -1875,16 +1533,7 @@
           <w:szCs w:val="30"/>
           <w:u w:val="single"/>
         </w:rPr>
-        <w:t>答：</w:t>
-      </w:r>
-      <w:r>
-        <w:rPr>
-          <w:rFonts w:hAnsi="宋体" w:cs="宋体" w:hint="eastAsia"/>
-          <w:sz w:val="30"/>
-          <w:szCs w:val="30"/>
-          <w:u w:val="single"/>
-        </w:rPr>
-        <w:t xml:space="preserve">                                                                 </w:t>
+        <w:t xml:space="preserve">答：                                                                 </w:t>
       </w:r>
       <w:r>
         <w:rPr>
@@ -1978,63 +1627,7 @@
         <w:sz w:val="24"/>
         <w:szCs w:val="24"/>
       </w:rPr>
-      <w:t>被调查（询问）人签名：</w:t>
-    </w:r>
-    <w:r>
-      <w:rPr>
-        <w:rFonts w:hAnsi="宋体" w:cs="宋体" w:hint="eastAsia"/>
-        <w:sz w:val="24"/>
-        <w:szCs w:val="24"/>
-      </w:rPr>
-      <w:t xml:space="preserve">                  </w:t>
-    </w:r>
-    <w:r>
-      <w:rPr>
-        <w:rFonts w:hAnsi="宋体" w:cs="宋体" w:hint="eastAsia"/>
-        <w:sz w:val="24"/>
-        <w:szCs w:val="24"/>
-      </w:rPr>
-      <w:t xml:space="preserve">                           </w:t>
-    </w:r>
-    <w:r>
-      <w:rPr>
-        <w:rFonts w:hAnsi="宋体" w:cs="宋体" w:hint="eastAsia"/>
-        <w:sz w:val="24"/>
-        <w:szCs w:val="24"/>
-      </w:rPr>
-      <w:t>年</w:t>
-    </w:r>
-    <w:r>
-      <w:rPr>
-        <w:rFonts w:hAnsi="宋体" w:cs="宋体" w:hint="eastAsia"/>
-        <w:sz w:val="24"/>
-        <w:szCs w:val="24"/>
-      </w:rPr>
-      <w:t xml:space="preserve">    </w:t>
-    </w:r>
-    <w:r>
-      <w:rPr>
-        <w:rFonts w:hAnsi="宋体" w:cs="宋体" w:hint="eastAsia"/>
-        <w:sz w:val="24"/>
-        <w:szCs w:val="24"/>
-      </w:rPr>
-      <w:t>月</w:t>
-    </w:r>
-    <w:r>
-      <w:rPr>
-        <w:rFonts w:hAnsi="宋体" w:cs="宋体" w:hint="eastAsia"/>
-        <w:sz w:val="24"/>
-        <w:szCs w:val="24"/>
-      </w:rPr>
-      <w:t xml:space="preserve">    </w:t>
-    </w:r>
-    <w:r>
-      <w:rPr>
-        <w:rFonts w:hAnsi="宋体" w:cs="宋体" w:hint="eastAsia"/>
-        <w:sz w:val="24"/>
-        <w:szCs w:val="24"/>
-      </w:rPr>
-      <w:t>日</w:t>
+      <w:t>被调查（询问）人签名：                                             年    月    日</w:t>
     </w:r>
   </w:p>
   <w:p>
@@ -2151,7 +1744,7 @@
         <w:sz w:val="28"/>
         <w:szCs w:val="28"/>
       </w:rPr>
-      <w:t>2</w:t>
+      <w:t>3</w:t>
     </w:r>
     <w:r>
       <w:rPr>

--- a/templates/证人谈话笔录（上下班时案件）.docx
+++ b/templates/证人谈话笔录（上下班时案件）.docx
@@ -99,7 +99,7 @@
           <w:szCs w:val="30"/>
           <w:u w:val="single"/>
         </w:rPr>
-        <w:t>{</w:t>
+        <w:t>{{</w:t>
       </w:r>
       <w:r>
         <w:rPr>
@@ -117,16 +117,34 @@
           <w:szCs w:val="30"/>
           <w:u w:val="single"/>
         </w:rPr>
-        <w:t>}</w:t>
-      </w:r>
-      <w:r>
-        <w:rPr>
-          <w:rFonts w:hAnsi="宋体" w:cs="宋体" w:hint="eastAsia"/>
-          <w:sz w:val="30"/>
-          <w:szCs w:val="30"/>
-          <w:u w:val="single"/>
-        </w:rPr>
-        <w:t>{当前时间}</w:t>
+        <w:t>}}</w:t>
+      </w:r>
+      <w:r>
+        <w:rPr>
+          <w:rFonts w:hAnsi="宋体" w:cs="宋体" w:hint="eastAsia"/>
+          <w:sz w:val="30"/>
+          <w:szCs w:val="30"/>
+          <w:u w:val="single"/>
+        </w:rPr>
+        <w:t>{{</w:t>
+      </w:r>
+      <w:r>
+        <w:rPr>
+          <w:rFonts w:hAnsi="宋体" w:cs="宋体" w:hint="eastAsia"/>
+          <w:sz w:val="30"/>
+          <w:szCs w:val="30"/>
+          <w:u w:val="single"/>
+        </w:rPr>
+        <w:t>当前时间</w:t>
+      </w:r>
+      <w:r>
+        <w:rPr>
+          <w:rFonts w:hAnsi="宋体" w:cs="宋体" w:hint="eastAsia"/>
+          <w:sz w:val="30"/>
+          <w:szCs w:val="30"/>
+          <w:u w:val="single"/>
+        </w:rPr>
+        <w:t>}}</w:t>
       </w:r>
     </w:p>
     <w:p>
@@ -193,7 +211,16 @@
           <w:szCs w:val="30"/>
           <w:u w:val="single"/>
         </w:rPr>
-        <w:t xml:space="preserve">  {</w:t>
+        <w:t xml:space="preserve">  </w:t>
+      </w:r>
+      <w:r>
+        <w:rPr>
+          <w:rFonts w:hAnsi="宋体" w:cs="宋体"/>
+          <w:sz w:val="30"/>
+          <w:szCs w:val="30"/>
+          <w:u w:val="single"/>
+        </w:rPr>
+        <w:t>{{</w:t>
       </w:r>
       <w:r>
         <w:rPr>
@@ -211,7 +238,7 @@
           <w:szCs w:val="30"/>
           <w:u w:val="single"/>
         </w:rPr>
-        <w:t>}</w:t>
+        <w:t>}}</w:t>
       </w:r>
       <w:r>
         <w:rPr>
@@ -237,7 +264,43 @@
           <w:szCs w:val="30"/>
           <w:u w:val="single"/>
         </w:rPr>
-        <w:t xml:space="preserve"> {证人性别} </w:t>
+        <w:t xml:space="preserve"> </w:t>
+      </w:r>
+      <w:r>
+        <w:rPr>
+          <w:rFonts w:hAnsi="宋体" w:cs="宋体" w:hint="eastAsia"/>
+          <w:sz w:val="30"/>
+          <w:szCs w:val="30"/>
+          <w:u w:val="single"/>
+        </w:rPr>
+        <w:t>{{</w:t>
+      </w:r>
+      <w:r>
+        <w:rPr>
+          <w:rFonts w:hAnsi="宋体" w:cs="宋体" w:hint="eastAsia"/>
+          <w:sz w:val="30"/>
+          <w:szCs w:val="30"/>
+          <w:u w:val="single"/>
+        </w:rPr>
+        <w:t>证人性别</w:t>
+      </w:r>
+      <w:r>
+        <w:rPr>
+          <w:rFonts w:hAnsi="宋体" w:cs="宋体" w:hint="eastAsia"/>
+          <w:sz w:val="30"/>
+          <w:szCs w:val="30"/>
+          <w:u w:val="single"/>
+        </w:rPr>
+        <w:t>}}</w:t>
+      </w:r>
+      <w:r>
+        <w:rPr>
+          <w:rFonts w:hAnsi="宋体" w:cs="宋体" w:hint="eastAsia"/>
+          <w:sz w:val="30"/>
+          <w:szCs w:val="30"/>
+          <w:u w:val="single"/>
+        </w:rPr>
+        <w:t xml:space="preserve"> </w:t>
       </w:r>
       <w:r>
         <w:rPr>
@@ -254,7 +317,43 @@
           <w:szCs w:val="30"/>
           <w:u w:val="single"/>
         </w:rPr>
-        <w:t xml:space="preserve"> {证人年龄} </w:t>
+        <w:t xml:space="preserve"> </w:t>
+      </w:r>
+      <w:r>
+        <w:rPr>
+          <w:rFonts w:hAnsi="宋体" w:cs="宋体" w:hint="eastAsia"/>
+          <w:sz w:val="30"/>
+          <w:szCs w:val="30"/>
+          <w:u w:val="single"/>
+        </w:rPr>
+        <w:t>{{</w:t>
+      </w:r>
+      <w:r>
+        <w:rPr>
+          <w:rFonts w:hAnsi="宋体" w:cs="宋体" w:hint="eastAsia"/>
+          <w:sz w:val="30"/>
+          <w:szCs w:val="30"/>
+          <w:u w:val="single"/>
+        </w:rPr>
+        <w:t>证人年龄</w:t>
+      </w:r>
+      <w:r>
+        <w:rPr>
+          <w:rFonts w:hAnsi="宋体" w:cs="宋体" w:hint="eastAsia"/>
+          <w:sz w:val="30"/>
+          <w:szCs w:val="30"/>
+          <w:u w:val="single"/>
+        </w:rPr>
+        <w:t>}}</w:t>
+      </w:r>
+      <w:r>
+        <w:rPr>
+          <w:rFonts w:hAnsi="宋体" w:cs="宋体" w:hint="eastAsia"/>
+          <w:sz w:val="30"/>
+          <w:szCs w:val="30"/>
+          <w:u w:val="single"/>
+        </w:rPr>
+        <w:t xml:space="preserve"> </w:t>
       </w:r>
     </w:p>
     <w:p>
@@ -300,17 +399,44 @@
           <w:szCs w:val="30"/>
           <w:u w:val="single"/>
         </w:rPr>
-        <w:t xml:space="preserve"> {证人身份证}</w:t>
-      </w:r>
-      <w:r>
-        <w:rPr>
-          <w:rFonts w:hAnsi="宋体" w:cs="宋体"/>
-          <w:sz w:val="30"/>
-          <w:szCs w:val="30"/>
-          <w:u w:val="single"/>
-        </w:rPr>
         <w:t xml:space="preserve"> </w:t>
       </w:r>
+      <w:r>
+        <w:rPr>
+          <w:rFonts w:hAnsi="宋体" w:cs="宋体" w:hint="eastAsia"/>
+          <w:sz w:val="30"/>
+          <w:szCs w:val="30"/>
+          <w:u w:val="single"/>
+        </w:rPr>
+        <w:t>{{</w:t>
+      </w:r>
+      <w:r>
+        <w:rPr>
+          <w:rFonts w:hAnsi="宋体" w:cs="宋体" w:hint="eastAsia"/>
+          <w:sz w:val="30"/>
+          <w:szCs w:val="30"/>
+          <w:u w:val="single"/>
+        </w:rPr>
+        <w:t>证人身份证</w:t>
+      </w:r>
+      <w:r>
+        <w:rPr>
+          <w:rFonts w:hAnsi="宋体" w:cs="宋体" w:hint="eastAsia"/>
+          <w:sz w:val="30"/>
+          <w:szCs w:val="30"/>
+          <w:u w:val="single"/>
+        </w:rPr>
+        <w:t>}}</w:t>
+      </w:r>
+      <w:r>
+        <w:rPr>
+          <w:rFonts w:hAnsi="宋体" w:cs="宋体"/>
+          <w:sz w:val="30"/>
+          <w:szCs w:val="30"/>
+          <w:u w:val="single"/>
+        </w:rPr>
+        <w:t xml:space="preserve"> </w:t>
+      </w:r>
     </w:p>
     <w:p>
       <w:pPr>
@@ -338,7 +464,25 @@
           <w:szCs w:val="30"/>
           <w:u w:val="single"/>
         </w:rPr>
-        <w:t>{证人身份证地址}</w:t>
+        <w:t>{{</w:t>
+      </w:r>
+      <w:r>
+        <w:rPr>
+          <w:rFonts w:hAnsi="宋体" w:cs="宋体" w:hint="eastAsia"/>
+          <w:sz w:val="30"/>
+          <w:szCs w:val="30"/>
+          <w:u w:val="single"/>
+        </w:rPr>
+        <w:t>证人身份证地址</w:t>
+      </w:r>
+      <w:r>
+        <w:rPr>
+          <w:rFonts w:hAnsi="宋体" w:cs="宋体" w:hint="eastAsia"/>
+          <w:sz w:val="30"/>
+          <w:szCs w:val="30"/>
+          <w:u w:val="single"/>
+        </w:rPr>
+        <w:t>}}</w:t>
       </w:r>
     </w:p>
     <w:p>
@@ -367,7 +511,43 @@
           <w:szCs w:val="30"/>
           <w:u w:val="single"/>
         </w:rPr>
-        <w:t xml:space="preserve">   {用人单位}   </w:t>
+        <w:t xml:space="preserve">   </w:t>
+      </w:r>
+      <w:r>
+        <w:rPr>
+          <w:rFonts w:hAnsi="宋体" w:cs="宋体" w:hint="eastAsia"/>
+          <w:sz w:val="30"/>
+          <w:szCs w:val="30"/>
+          <w:u w:val="single"/>
+        </w:rPr>
+        <w:t>{{</w:t>
+      </w:r>
+      <w:r>
+        <w:rPr>
+          <w:rFonts w:hAnsi="宋体" w:cs="宋体" w:hint="eastAsia"/>
+          <w:sz w:val="30"/>
+          <w:szCs w:val="30"/>
+          <w:u w:val="single"/>
+        </w:rPr>
+        <w:t>用人单位</w:t>
+      </w:r>
+      <w:r>
+        <w:rPr>
+          <w:rFonts w:hAnsi="宋体" w:cs="宋体" w:hint="eastAsia"/>
+          <w:sz w:val="30"/>
+          <w:szCs w:val="30"/>
+          <w:u w:val="single"/>
+        </w:rPr>
+        <w:t>}}</w:t>
+      </w:r>
+      <w:r>
+        <w:rPr>
+          <w:rFonts w:hAnsi="宋体" w:cs="宋体" w:hint="eastAsia"/>
+          <w:sz w:val="30"/>
+          <w:szCs w:val="30"/>
+          <w:u w:val="single"/>
+        </w:rPr>
+        <w:t xml:space="preserve">   </w:t>
       </w:r>
       <w:r>
         <w:rPr>
@@ -384,7 +564,43 @@
           <w:szCs w:val="30"/>
           <w:u w:val="single"/>
         </w:rPr>
-        <w:t xml:space="preserve">  {证人岗位}  </w:t>
+        <w:t xml:space="preserve">  </w:t>
+      </w:r>
+      <w:r>
+        <w:rPr>
+          <w:rFonts w:hAnsi="宋体" w:cs="宋体" w:hint="eastAsia"/>
+          <w:sz w:val="30"/>
+          <w:szCs w:val="30"/>
+          <w:u w:val="single"/>
+        </w:rPr>
+        <w:t>{{</w:t>
+      </w:r>
+      <w:r>
+        <w:rPr>
+          <w:rFonts w:hAnsi="宋体" w:cs="宋体" w:hint="eastAsia"/>
+          <w:sz w:val="30"/>
+          <w:szCs w:val="30"/>
+          <w:u w:val="single"/>
+        </w:rPr>
+        <w:t>证人岗位</w:t>
+      </w:r>
+      <w:r>
+        <w:rPr>
+          <w:rFonts w:hAnsi="宋体" w:cs="宋体" w:hint="eastAsia"/>
+          <w:sz w:val="30"/>
+          <w:szCs w:val="30"/>
+          <w:u w:val="single"/>
+        </w:rPr>
+        <w:t>}}</w:t>
+      </w:r>
+      <w:r>
+        <w:rPr>
+          <w:rFonts w:hAnsi="宋体" w:cs="宋体" w:hint="eastAsia"/>
+          <w:sz w:val="30"/>
+          <w:szCs w:val="30"/>
+          <w:u w:val="single"/>
+        </w:rPr>
+        <w:t xml:space="preserve">  </w:t>
       </w:r>
     </w:p>
     <w:p>
@@ -413,7 +629,43 @@
           <w:szCs w:val="30"/>
           <w:u w:val="single"/>
         </w:rPr>
-        <w:t xml:space="preserve">   {证人电话}   </w:t>
+        <w:t xml:space="preserve">   </w:t>
+      </w:r>
+      <w:r>
+        <w:rPr>
+          <w:rFonts w:hAnsi="宋体" w:cs="宋体" w:hint="eastAsia"/>
+          <w:sz w:val="30"/>
+          <w:szCs w:val="30"/>
+          <w:u w:val="single"/>
+        </w:rPr>
+        <w:t>{{</w:t>
+      </w:r>
+      <w:r>
+        <w:rPr>
+          <w:rFonts w:hAnsi="宋体" w:cs="宋体" w:hint="eastAsia"/>
+          <w:sz w:val="30"/>
+          <w:szCs w:val="30"/>
+          <w:u w:val="single"/>
+        </w:rPr>
+        <w:t>证人电话</w:t>
+      </w:r>
+      <w:r>
+        <w:rPr>
+          <w:rFonts w:hAnsi="宋体" w:cs="宋体" w:hint="eastAsia"/>
+          <w:sz w:val="30"/>
+          <w:szCs w:val="30"/>
+          <w:u w:val="single"/>
+        </w:rPr>
+        <w:t>}}</w:t>
+      </w:r>
+      <w:r>
+        <w:rPr>
+          <w:rFonts w:hAnsi="宋体" w:cs="宋体" w:hint="eastAsia"/>
+          <w:sz w:val="30"/>
+          <w:szCs w:val="30"/>
+          <w:u w:val="single"/>
+        </w:rPr>
+        <w:t xml:space="preserve">   </w:t>
       </w:r>
       <w:r>
         <w:rPr>
@@ -476,7 +728,34 @@
           <w:szCs w:val="30"/>
           <w:u w:val="single"/>
         </w:rPr>
-        <w:t xml:space="preserve">   {操作员}</w:t>
+        <w:t xml:space="preserve">   </w:t>
+      </w:r>
+      <w:r>
+        <w:rPr>
+          <w:rFonts w:hAnsi="宋体" w:cs="宋体" w:hint="eastAsia"/>
+          <w:sz w:val="30"/>
+          <w:szCs w:val="30"/>
+          <w:u w:val="single"/>
+        </w:rPr>
+        <w:t>{{</w:t>
+      </w:r>
+      <w:r>
+        <w:rPr>
+          <w:rFonts w:hAnsi="宋体" w:cs="宋体" w:hint="eastAsia"/>
+          <w:sz w:val="30"/>
+          <w:szCs w:val="30"/>
+          <w:u w:val="single"/>
+        </w:rPr>
+        <w:t>操作员</w:t>
+      </w:r>
+      <w:r>
+        <w:rPr>
+          <w:rFonts w:hAnsi="宋体" w:cs="宋体" w:hint="eastAsia"/>
+          <w:sz w:val="30"/>
+          <w:szCs w:val="30"/>
+          <w:u w:val="single"/>
+        </w:rPr>
+        <w:t>}}</w:t>
       </w:r>
       <w:bookmarkStart w:id="0" w:name="_GoBack"/>
       <w:bookmarkEnd w:id="0"/>
@@ -546,7 +825,29 @@
           <w:szCs w:val="30"/>
           <w:u w:val="single"/>
         </w:rPr>
-        <w:t>{受伤职工}</w:t>
+        <w:t>{{</w:t>
+      </w:r>
+      <w:r>
+        <w:rPr>
+          <w:rFonts w:hAnsi="宋体" w:cs="宋体"/>
+          <w:b/>
+          <w:bCs/>
+          <w:sz w:val="30"/>
+          <w:szCs w:val="30"/>
+          <w:u w:val="single"/>
+        </w:rPr>
+        <w:t>受伤职工</w:t>
+      </w:r>
+      <w:r>
+        <w:rPr>
+          <w:rFonts w:hAnsi="宋体" w:cs="宋体"/>
+          <w:b/>
+          <w:bCs/>
+          <w:sz w:val="30"/>
+          <w:szCs w:val="30"/>
+          <w:u w:val="single"/>
+        </w:rPr>
+        <w:t>}}</w:t>
       </w:r>
       <w:r>
         <w:rPr>
@@ -605,7 +906,7 @@
         </w:tabs>
         <w:spacing w:line="520" w:lineRule="exact"/>
         <w:rPr>
-          <w:rFonts w:hAnsi="宋体" w:cs="宋体" w:hint="eastAsia"/>
+          <w:rFonts w:hAnsi="宋体" w:cs="宋体"/>
           <w:sz w:val="30"/>
           <w:szCs w:val="30"/>
           <w:u w:val="single"/>
@@ -642,7 +943,34 @@
           <w:szCs w:val="30"/>
           <w:u w:val="single"/>
         </w:rPr>
-        <w:t>答：{自我介绍}</w:t>
+        <w:t>答：</w:t>
+      </w:r>
+      <w:r>
+        <w:rPr>
+          <w:rFonts w:hAnsi="宋体" w:cs="宋体" w:hint="eastAsia"/>
+          <w:sz w:val="30"/>
+          <w:szCs w:val="30"/>
+          <w:u w:val="single"/>
+        </w:rPr>
+        <w:t>{{</w:t>
+      </w:r>
+      <w:r>
+        <w:rPr>
+          <w:rFonts w:hAnsi="宋体" w:cs="宋体" w:hint="eastAsia"/>
+          <w:sz w:val="30"/>
+          <w:szCs w:val="30"/>
+          <w:u w:val="single"/>
+        </w:rPr>
+        <w:t>自我介绍</w:t>
+      </w:r>
+      <w:r>
+        <w:rPr>
+          <w:rFonts w:hAnsi="宋体" w:cs="宋体" w:hint="eastAsia"/>
+          <w:sz w:val="30"/>
+          <w:szCs w:val="30"/>
+          <w:u w:val="single"/>
+        </w:rPr>
+        <w:t>}}</w:t>
       </w:r>
     </w:p>
     <w:p>
@@ -675,7 +1003,25 @@
           <w:szCs w:val="30"/>
           <w:u w:val="single"/>
         </w:rPr>
-        <w:t>{受伤职工}</w:t>
+        <w:t>{{</w:t>
+      </w:r>
+      <w:r>
+        <w:rPr>
+          <w:rFonts w:hAnsi="宋体" w:cs="宋体"/>
+          <w:sz w:val="30"/>
+          <w:szCs w:val="30"/>
+          <w:u w:val="single"/>
+        </w:rPr>
+        <w:t>受伤职工</w:t>
+      </w:r>
+      <w:r>
+        <w:rPr>
+          <w:rFonts w:hAnsi="宋体" w:cs="宋体"/>
+          <w:sz w:val="30"/>
+          <w:szCs w:val="30"/>
+          <w:u w:val="single"/>
+        </w:rPr>
+        <w:t>}}</w:t>
       </w:r>
       <w:r>
         <w:rPr>
@@ -715,7 +1061,25 @@
           <w:szCs w:val="30"/>
           <w:u w:val="single"/>
         </w:rPr>
-        <w:t>{受伤职工}</w:t>
+        <w:t>{{</w:t>
+      </w:r>
+      <w:r>
+        <w:rPr>
+          <w:rFonts w:hAnsi="宋体" w:cs="宋体" w:hint="eastAsia"/>
+          <w:sz w:val="30"/>
+          <w:szCs w:val="30"/>
+          <w:u w:val="single"/>
+        </w:rPr>
+        <w:t>受伤职工</w:t>
+      </w:r>
+      <w:r>
+        <w:rPr>
+          <w:rFonts w:hAnsi="宋体" w:cs="宋体" w:hint="eastAsia"/>
+          <w:sz w:val="30"/>
+          <w:szCs w:val="30"/>
+          <w:u w:val="single"/>
+        </w:rPr>
+        <w:t>}}</w:t>
       </w:r>
       <w:r>
         <w:rPr>
@@ -757,7 +1121,25 @@
           <w:szCs w:val="30"/>
           <w:u w:val="single"/>
         </w:rPr>
-        <w:t>{受伤职工}</w:t>
+        <w:t>{{</w:t>
+      </w:r>
+      <w:r>
+        <w:rPr>
+          <w:rFonts w:hAnsi="宋体" w:cs="宋体" w:hint="eastAsia"/>
+          <w:sz w:val="30"/>
+          <w:szCs w:val="30"/>
+          <w:u w:val="single"/>
+        </w:rPr>
+        <w:t>受伤职工</w:t>
+      </w:r>
+      <w:r>
+        <w:rPr>
+          <w:rFonts w:hAnsi="宋体" w:cs="宋体" w:hint="eastAsia"/>
+          <w:sz w:val="30"/>
+          <w:szCs w:val="30"/>
+          <w:u w:val="single"/>
+        </w:rPr>
+        <w:t>}}</w:t>
       </w:r>
       <w:r>
         <w:rPr>
@@ -796,7 +1178,25 @@
           <w:szCs w:val="30"/>
           <w:u w:val="single"/>
         </w:rPr>
-        <w:t>{受伤职工}</w:t>
+        <w:t>{{</w:t>
+      </w:r>
+      <w:r>
+        <w:rPr>
+          <w:rFonts w:hAnsi="宋体" w:cs="宋体" w:hint="eastAsia"/>
+          <w:sz w:val="30"/>
+          <w:szCs w:val="30"/>
+          <w:u w:val="single"/>
+        </w:rPr>
+        <w:t>受伤职工</w:t>
+      </w:r>
+      <w:r>
+        <w:rPr>
+          <w:rFonts w:hAnsi="宋体" w:cs="宋体" w:hint="eastAsia"/>
+          <w:sz w:val="30"/>
+          <w:szCs w:val="30"/>
+          <w:u w:val="single"/>
+        </w:rPr>
+        <w:t>}}</w:t>
       </w:r>
       <w:r>
         <w:rPr>
@@ -835,7 +1235,25 @@
           <w:szCs w:val="30"/>
           <w:u w:val="single"/>
         </w:rPr>
-        <w:t>{受伤职工}</w:t>
+        <w:t>{{</w:t>
+      </w:r>
+      <w:r>
+        <w:rPr>
+          <w:rFonts w:hAnsi="宋体" w:cs="宋体" w:hint="eastAsia"/>
+          <w:sz w:val="30"/>
+          <w:szCs w:val="30"/>
+          <w:u w:val="single"/>
+        </w:rPr>
+        <w:t>受伤职工</w:t>
+      </w:r>
+      <w:r>
+        <w:rPr>
+          <w:rFonts w:hAnsi="宋体" w:cs="宋体" w:hint="eastAsia"/>
+          <w:sz w:val="30"/>
+          <w:szCs w:val="30"/>
+          <w:u w:val="single"/>
+        </w:rPr>
+        <w:t>}}</w:t>
       </w:r>
       <w:r>
         <w:rPr>
@@ -937,7 +1355,25 @@
           <w:szCs w:val="30"/>
           <w:u w:val="single"/>
         </w:rPr>
-        <w:t>{受伤职工}</w:t>
+        <w:t>{{</w:t>
+      </w:r>
+      <w:r>
+        <w:rPr>
+          <w:rFonts w:hAnsi="宋体" w:cs="宋体" w:hint="eastAsia"/>
+          <w:sz w:val="30"/>
+          <w:szCs w:val="30"/>
+          <w:u w:val="single"/>
+        </w:rPr>
+        <w:t>受伤职工</w:t>
+      </w:r>
+      <w:r>
+        <w:rPr>
+          <w:rFonts w:hAnsi="宋体" w:cs="宋体" w:hint="eastAsia"/>
+          <w:sz w:val="30"/>
+          <w:szCs w:val="30"/>
+          <w:u w:val="single"/>
+        </w:rPr>
+        <w:t>}}</w:t>
       </w:r>
       <w:r>
         <w:rPr>
@@ -1156,7 +1592,25 @@
           <w:szCs w:val="30"/>
           <w:u w:val="single"/>
         </w:rPr>
-        <w:t>{受伤职工}</w:t>
+        <w:t>{{</w:t>
+      </w:r>
+      <w:r>
+        <w:rPr>
+          <w:rFonts w:hAnsi="宋体" w:cs="宋体" w:hint="eastAsia"/>
+          <w:sz w:val="30"/>
+          <w:szCs w:val="30"/>
+          <w:u w:val="single"/>
+        </w:rPr>
+        <w:t>受伤职工</w:t>
+      </w:r>
+      <w:r>
+        <w:rPr>
+          <w:rFonts w:hAnsi="宋体" w:cs="宋体" w:hint="eastAsia"/>
+          <w:sz w:val="30"/>
+          <w:szCs w:val="30"/>
+          <w:u w:val="single"/>
+        </w:rPr>
+        <w:t>}}</w:t>
       </w:r>
       <w:r>
         <w:rPr>
@@ -1195,7 +1649,25 @@
           <w:szCs w:val="30"/>
           <w:u w:val="single"/>
         </w:rPr>
-        <w:t>{受伤职工}</w:t>
+        <w:t>{{</w:t>
+      </w:r>
+      <w:r>
+        <w:rPr>
+          <w:rFonts w:hAnsi="宋体" w:cs="宋体" w:hint="eastAsia"/>
+          <w:sz w:val="30"/>
+          <w:szCs w:val="30"/>
+          <w:u w:val="single"/>
+        </w:rPr>
+        <w:t>受伤职工</w:t>
+      </w:r>
+      <w:r>
+        <w:rPr>
+          <w:rFonts w:hAnsi="宋体" w:cs="宋体" w:hint="eastAsia"/>
+          <w:sz w:val="30"/>
+          <w:szCs w:val="30"/>
+          <w:u w:val="single"/>
+        </w:rPr>
+        <w:t>}}</w:t>
       </w:r>
       <w:r>
         <w:rPr>
@@ -1255,7 +1727,25 @@
           <w:szCs w:val="30"/>
           <w:u w:val="single"/>
         </w:rPr>
-        <w:t>{受伤职工}</w:t>
+        <w:t>{{</w:t>
+      </w:r>
+      <w:r>
+        <w:rPr>
+          <w:rFonts w:hAnsi="宋体" w:cs="宋体" w:hint="eastAsia"/>
+          <w:sz w:val="30"/>
+          <w:szCs w:val="30"/>
+          <w:u w:val="single"/>
+        </w:rPr>
+        <w:t>受伤职工</w:t>
+      </w:r>
+      <w:r>
+        <w:rPr>
+          <w:rFonts w:hAnsi="宋体" w:cs="宋体" w:hint="eastAsia"/>
+          <w:sz w:val="30"/>
+          <w:szCs w:val="30"/>
+          <w:u w:val="single"/>
+        </w:rPr>
+        <w:t>}}</w:t>
       </w:r>
       <w:r>
         <w:rPr>
@@ -1315,7 +1805,25 @@
           <w:szCs w:val="30"/>
           <w:u w:val="single"/>
         </w:rPr>
-        <w:t>{受伤职工}</w:t>
+        <w:t>{{</w:t>
+      </w:r>
+      <w:r>
+        <w:rPr>
+          <w:rFonts w:hAnsi="宋体" w:cs="宋体" w:hint="eastAsia"/>
+          <w:sz w:val="30"/>
+          <w:szCs w:val="30"/>
+          <w:u w:val="single"/>
+        </w:rPr>
+        <w:t>受伤职工</w:t>
+      </w:r>
+      <w:r>
+        <w:rPr>
+          <w:rFonts w:hAnsi="宋体" w:cs="宋体" w:hint="eastAsia"/>
+          <w:sz w:val="30"/>
+          <w:szCs w:val="30"/>
+          <w:u w:val="single"/>
+        </w:rPr>
+        <w:t>}}</w:t>
       </w:r>
       <w:r>
         <w:rPr>
@@ -1419,7 +1927,25 @@
           <w:szCs w:val="30"/>
           <w:u w:val="single"/>
         </w:rPr>
-        <w:t>{受伤职工}</w:t>
+        <w:t>{{</w:t>
+      </w:r>
+      <w:r>
+        <w:rPr>
+          <w:rFonts w:hAnsi="宋体" w:cs="宋体" w:hint="eastAsia"/>
+          <w:sz w:val="30"/>
+          <w:szCs w:val="30"/>
+          <w:u w:val="single"/>
+        </w:rPr>
+        <w:t>受伤职工</w:t>
+      </w:r>
+      <w:r>
+        <w:rPr>
+          <w:rFonts w:hAnsi="宋体" w:cs="宋体" w:hint="eastAsia"/>
+          <w:sz w:val="30"/>
+          <w:szCs w:val="30"/>
+          <w:u w:val="single"/>
+        </w:rPr>
+        <w:t>}}</w:t>
       </w:r>
       <w:r>
         <w:rPr>
@@ -1744,7 +2270,7 @@
         <w:sz w:val="28"/>
         <w:szCs w:val="28"/>
       </w:rPr>
-      <w:t>3</w:t>
+      <w:t>1</w:t>
     </w:r>
     <w:r>
       <w:rPr>
